--- a/templates/P2-ORDER.docx
+++ b/templates/P2-ORDER.docx
@@ -283,7 +283,7 @@
           <w:i w:val="0"/>
           <w:sz w:val="24"/>
         </w:rPr>
-        <w:t>The will dated {will_date}{#codicil_dates}, together with codicil(s) dated {codicil_dates},{/codicil_dates} attested by {will_witnesses} as subscribing and attesting witnesses, is admitted to probate according to law as the last will of the decedent.</w:t>
+        <w:t>The will dated {will_date}{#has_codicil}, together with codicil(s) dated {codicil_dates},{/has_codicil} attested by {will_witnesses} as subscribing and attesting witnesses, is admitted to probate according to law as the last will of the decedent.</w:t>
       </w:r>
     </w:p>
     <w:p>
